--- a/backend/word_templates/工程类/集团外工程/材料租赁/五选二/11.合同文件呈批表.docx
+++ b/backend/word_templates/工程类/集团外工程/材料租赁/五选二/11.合同文件呈批表.docx
@@ -71,7 +71,7 @@
       <w:r>
         <w:rPr>
           <w:rFonts w:hint="eastAsia" w:ascii="仿宋_GB2312" w:hAnsi="仿宋_GB2312" w:eastAsia="仿宋_GB2312" w:cs="仿宋_GB2312"/>
-          <w:color w:val="auto"/>
+          <w:color w:val="0000FF"/>
           <w:sz w:val="24"/>
           <w:szCs w:val="24"/>
           <w:lang w:val="en-US" w:eastAsia="zh-CN"/>
@@ -182,7 +182,7 @@
               <w:rPr>
                 <w:rFonts w:hint="eastAsia" w:ascii="仿宋_GB2312" w:hAnsi="仿宋_GB2312" w:eastAsia="仿宋_GB2312" w:cs="仿宋_GB2312"/>
                 <w:snapToGrid w:val="0"/>
-                <w:color w:val="auto"/>
+                <w:color w:val="0000FF"/>
                 <w:kern w:val="0"/>
                 <w:sz w:val="24"/>
                 <w:szCs w:val="24"/>
@@ -244,16 +244,16 @@
               <w:jc w:val="center"/>
               <w:rPr>
                 <w:rFonts w:hint="default" w:ascii="仿宋_GB2312" w:hAnsi="仿宋_GB2312" w:eastAsia="仿宋_GB2312" w:cs="仿宋_GB2312"/>
-                <w:color w:val="auto"/>
-                <w:sz w:val="24"/>
-                <w:szCs w:val="24"/>
-                <w:lang w:val="en-US" w:eastAsia="zh-CN"/>
-              </w:rPr>
-            </w:pPr>
-            <w:r>
-              <w:rPr>
-                <w:rFonts w:hint="eastAsia" w:ascii="仿宋_GB2312" w:hAnsi="仿宋_GB2312" w:eastAsia="仿宋_GB2312" w:cs="仿宋_GB2312"/>
-                <w:color w:val="auto"/>
+                <w:color w:val="0000FF"/>
+                <w:sz w:val="24"/>
+                <w:szCs w:val="24"/>
+                <w:lang w:val="en-US" w:eastAsia="zh-CN"/>
+              </w:rPr>
+            </w:pPr>
+            <w:r>
+              <w:rPr>
+                <w:rFonts w:hint="eastAsia" w:ascii="仿宋_GB2312" w:hAnsi="仿宋_GB2312" w:eastAsia="仿宋_GB2312" w:cs="仿宋_GB2312"/>
+                <w:color w:val="0000FF"/>
                 <w:sz w:val="24"/>
                 <w:szCs w:val="24"/>
                 <w:lang w:val="en-US" w:eastAsia="zh-CN"/>
@@ -348,7 +348,7 @@
               <w:rPr>
                 <w:rFonts w:hint="eastAsia" w:ascii="仿宋_GB2312" w:hAnsi="仿宋_GB2312" w:eastAsia="仿宋_GB2312" w:cs="仿宋_GB2312"/>
                 <w:snapToGrid w:val="0"/>
-                <w:color w:val="auto"/>
+                <w:color w:val="0000FF"/>
                 <w:kern w:val="0"/>
                 <w:sz w:val="24"/>
                 <w:szCs w:val="24"/>
@@ -498,7 +498,7 @@
             <w:r>
               <w:rPr>
                 <w:rFonts w:hint="eastAsia" w:hAnsi="宋体" w:cs="Times New Roman"/>
-                <w:color w:val="000000"/>
+                <w:color w:val="0000FF"/>
                 <w:sz w:val="24"/>
                 <w:szCs w:val="24"/>
                 <w:lang w:val="en-US" w:eastAsia="zh-CN"/>
@@ -549,16 +549,16 @@
               <w:jc w:val="center"/>
               <w:rPr>
                 <w:rFonts w:hint="default" w:ascii="仿宋_GB2312" w:hAnsi="仿宋_GB2312" w:eastAsia="仿宋_GB2312" w:cs="仿宋_GB2312"/>
-                <w:color w:val="auto"/>
-                <w:sz w:val="24"/>
-                <w:szCs w:val="24"/>
-                <w:lang w:val="en-US" w:eastAsia="zh-CN"/>
-              </w:rPr>
-            </w:pPr>
-            <w:r>
-              <w:rPr>
-                <w:rFonts w:hint="eastAsia" w:ascii="仿宋_GB2312" w:hAnsi="仿宋_GB2312" w:eastAsia="仿宋_GB2312" w:cs="仿宋_GB2312"/>
-                <w:color w:val="auto"/>
+                <w:color w:val="0000FF"/>
+                <w:sz w:val="24"/>
+                <w:szCs w:val="24"/>
+                <w:lang w:val="en-US" w:eastAsia="zh-CN"/>
+              </w:rPr>
+            </w:pPr>
+            <w:r>
+              <w:rPr>
+                <w:rFonts w:hint="eastAsia" w:ascii="仿宋_GB2312" w:hAnsi="仿宋_GB2312" w:eastAsia="仿宋_GB2312" w:cs="仿宋_GB2312"/>
+                <w:color w:val="0000FF"/>
                 <w:sz w:val="24"/>
                 <w:szCs w:val="24"/>
                 <w:lang w:val="en-US" w:eastAsia="zh-CN"/>
@@ -676,7 +676,7 @@
             <w:r>
               <w:rPr>
                 <w:rFonts w:hint="eastAsia" w:hAnsi="宋体" w:cs="Times New Roman"/>
-                <w:color w:val="000000"/>
+                <w:color w:val="0000FF"/>
                 <w:sz w:val="24"/>
                 <w:szCs w:val="24"/>
                 <w:highlight w:val="none"/>
@@ -718,7 +718,7 @@
               <w:ind w:firstLine="700" w:firstLineChars="292"/>
               <w:rPr>
                 <w:rFonts w:hint="eastAsia" w:hAnsi="宋体" w:cs="Times New Roman"/>
-                <w:color w:val="000000"/>
+                <w:color w:val="0000FF"/>
                 <w:sz w:val="24"/>
                 <w:szCs w:val="24"/>
                 <w:highlight w:val="none"/>
@@ -727,7 +727,7 @@
             <w:r>
               <w:rPr>
                 <w:rFonts w:hint="eastAsia" w:hAnsi="宋体" w:cs="Times New Roman"/>
-                <w:color w:val="000000"/>
+                <w:color w:val="0000FF"/>
                 <w:sz w:val="24"/>
                 <w:szCs w:val="24"/>
                 <w:highlight w:val="none"/>
@@ -773,6 +773,7 @@
               <w:ind w:firstLine="700" w:firstLineChars="292"/>
               <w:rPr>
                 <w:rFonts w:hint="eastAsia" w:hAnsi="宋体"/>
+                <w:color w:val="0000FF"/>
                 <w:sz w:val="24"/>
                 <w:szCs w:val="24"/>
                 <w:highlight w:val="none"/>
@@ -783,6 +784,7 @@
                 <w:rFonts w:hint="eastAsia"/>
                 <w:b w:val="0"/>
                 <w:bCs/>
+                <w:color w:val="0000FF"/>
                 <w:sz w:val="24"/>
                 <w:szCs w:val="32"/>
                 <w:vertAlign w:val="baseline"/>
@@ -921,13 +923,68 @@
             <w:r>
               <w:rPr>
                 <w:rFonts w:hint="eastAsia" w:hAnsi="宋体" w:cs="Times New Roman"/>
-                <w:color w:val="000000"/>
-                <w:sz w:val="24"/>
-                <w:szCs w:val="24"/>
-                <w:highlight w:val="none"/>
-                <w:lang w:val="en-US" w:eastAsia="zh-CN"/>
-              </w:rPr>
-              <w:t>{{gong_cheng_ming}}根据前期策划，需要租赁{{caigou_neirong}}。经过租赁程序后，与{{rank1}}签订租赁合同。</w:t>
+                <w:color w:val="0000FF"/>
+                <w:sz w:val="24"/>
+                <w:szCs w:val="24"/>
+                <w:highlight w:val="none"/>
+                <w:lang w:val="en-US" w:eastAsia="zh-CN"/>
+              </w:rPr>
+              <w:t>{{gong_cheng_ming}}</w:t>
+            </w:r>
+            <w:r>
+              <w:rPr>
+                <w:rFonts w:hint="eastAsia" w:hAnsi="宋体" w:cs="Times New Roman"/>
+                <w:color w:val="000000"/>
+                <w:sz w:val="24"/>
+                <w:szCs w:val="24"/>
+                <w:highlight w:val="none"/>
+                <w:lang w:val="en-US" w:eastAsia="zh-CN"/>
+              </w:rPr>
+              <w:t>根据前期策划，需要租赁</w:t>
+            </w:r>
+            <w:r>
+              <w:rPr>
+                <w:rFonts w:hint="eastAsia" w:hAnsi="宋体" w:cs="Times New Roman"/>
+                <w:color w:val="0000FF"/>
+                <w:sz w:val="24"/>
+                <w:szCs w:val="24"/>
+                <w:highlight w:val="none"/>
+                <w:lang w:val="en-US" w:eastAsia="zh-CN"/>
+              </w:rPr>
+              <w:t>{{caigou_neirong}}</w:t>
+            </w:r>
+            <w:r>
+              <w:rPr>
+                <w:rFonts w:hint="eastAsia" w:hAnsi="宋体" w:cs="Times New Roman"/>
+                <w:color w:val="000000"/>
+                <w:sz w:val="24"/>
+                <w:szCs w:val="24"/>
+                <w:highlight w:val="none"/>
+                <w:lang w:val="en-US" w:eastAsia="zh-CN"/>
+              </w:rPr>
+              <w:t>。经过租赁程序后，与</w:t>
+            </w:r>
+            <w:r>
+              <w:rPr>
+                <w:rFonts w:hint="eastAsia" w:hAnsi="宋体" w:cs="Times New Roman"/>
+                <w:color w:val="0000FF"/>
+                <w:sz w:val="24"/>
+                <w:szCs w:val="24"/>
+                <w:highlight w:val="none"/>
+                <w:lang w:val="en-US" w:eastAsia="zh-CN"/>
+              </w:rPr>
+              <w:t>{{rank1}}</w:t>
+            </w:r>
+            <w:r>
+              <w:rPr>
+                <w:rFonts w:hint="eastAsia" w:hAnsi="宋体" w:cs="Times New Roman"/>
+                <w:color w:val="000000"/>
+                <w:sz w:val="24"/>
+                <w:szCs w:val="24"/>
+                <w:highlight w:val="none"/>
+                <w:lang w:val="en-US" w:eastAsia="zh-CN"/>
+              </w:rPr>
+              <w:t>签订租赁合同。</w:t>
             </w:r>
           </w:p>
           <w:p>
@@ -1618,7 +1675,7 @@
       <w:r>
         <w:rPr>
           <w:rFonts w:hint="eastAsia" w:ascii="仿宋_GB2312" w:hAnsi="仿宋_GB2312" w:eastAsia="仿宋_GB2312" w:cs="仿宋_GB2312"/>
-          <w:color w:val="auto"/>
+          <w:color w:val="0000FF"/>
           <w:sz w:val="24"/>
           <w:szCs w:val="24"/>
           <w:lang w:val="en-US" w:eastAsia="zh-CN"/>
@@ -1663,12 +1720,6 @@
             <w:insideH w:val="single" w:color="auto" w:sz="4" w:space="0"/>
             <w:insideV w:val="single" w:color="auto" w:sz="4" w:space="0"/>
           </w:tblBorders>
-          <w:tblCellMar>
-            <w:top w:w="0" w:type="dxa"/>
-            <w:left w:w="108" w:type="dxa"/>
-            <w:bottom w:w="0" w:type="dxa"/>
-            <w:right w:w="108" w:type="dxa"/>
-          </w:tblCellMar>
         </w:tblPrEx>
         <w:trPr>
           <w:cantSplit/>
@@ -1720,7 +1771,7 @@
             <w:pPr>
               <w:rPr>
                 <w:rFonts w:hint="default" w:ascii="仿宋_GB2312" w:hAnsi="仿宋_GB2312" w:eastAsia="仿宋_GB2312" w:cs="仿宋_GB2312"/>
-                <w:color w:val="auto"/>
+                <w:color w:val="0000FF"/>
                 <w:sz w:val="24"/>
                 <w:lang w:val="en-US" w:eastAsia="zh-CN"/>
               </w:rPr>
@@ -1729,7 +1780,7 @@
               <w:rPr>
                 <w:rFonts w:hint="eastAsia" w:ascii="仿宋_GB2312" w:hAnsi="仿宋_GB2312" w:eastAsia="仿宋_GB2312" w:cs="仿宋_GB2312"/>
                 <w:snapToGrid w:val="0"/>
-                <w:color w:val="auto"/>
+                <w:color w:val="0000FF"/>
                 <w:kern w:val="0"/>
                 <w:sz w:val="24"/>
                 <w:szCs w:val="24"/>
@@ -1791,16 +1842,16 @@
               <w:jc w:val="center"/>
               <w:rPr>
                 <w:rFonts w:hint="default" w:ascii="仿宋_GB2312" w:hAnsi="仿宋_GB2312" w:eastAsia="仿宋_GB2312" w:cs="仿宋_GB2312"/>
-                <w:color w:val="auto"/>
-                <w:sz w:val="24"/>
-                <w:szCs w:val="24"/>
-                <w:lang w:val="en-US" w:eastAsia="zh-CN"/>
-              </w:rPr>
-            </w:pPr>
-            <w:r>
-              <w:rPr>
-                <w:rFonts w:hint="eastAsia" w:ascii="仿宋_GB2312" w:hAnsi="仿宋_GB2312" w:eastAsia="仿宋_GB2312" w:cs="仿宋_GB2312"/>
-                <w:color w:val="auto"/>
+                <w:color w:val="0000FF"/>
+                <w:sz w:val="24"/>
+                <w:szCs w:val="24"/>
+                <w:lang w:val="en-US" w:eastAsia="zh-CN"/>
+              </w:rPr>
+            </w:pPr>
+            <w:r>
+              <w:rPr>
+                <w:rFonts w:hint="eastAsia" w:ascii="仿宋_GB2312" w:hAnsi="仿宋_GB2312" w:eastAsia="仿宋_GB2312" w:cs="仿宋_GB2312"/>
+                <w:color w:val="0000FF"/>
                 <w:sz w:val="24"/>
                 <w:szCs w:val="24"/>
                 <w:lang w:val="en-US" w:eastAsia="zh-CN"/>
@@ -1895,7 +1946,7 @@
               <w:rPr>
                 <w:rFonts w:hint="eastAsia" w:ascii="仿宋_GB2312" w:hAnsi="仿宋_GB2312" w:eastAsia="仿宋_GB2312" w:cs="仿宋_GB2312"/>
                 <w:snapToGrid w:val="0"/>
-                <w:color w:val="auto"/>
+                <w:color w:val="0000FF"/>
                 <w:kern w:val="0"/>
                 <w:sz w:val="24"/>
                 <w:szCs w:val="24"/>
@@ -2034,7 +2085,7 @@
               <w:rPr>
                 <w:rFonts w:hint="default" w:ascii="仿宋_GB2312" w:hAnsi="仿宋_GB2312" w:eastAsia="仿宋_GB2312" w:cs="仿宋_GB2312"/>
                 <w:bCs/>
-                <w:color w:val="auto"/>
+                <w:color w:val="0000FF"/>
                 <w:kern w:val="2"/>
                 <w:sz w:val="24"/>
                 <w:szCs w:val="24"/>
@@ -2045,7 +2096,7 @@
             <w:r>
               <w:rPr>
                 <w:rFonts w:hint="eastAsia" w:hAnsi="宋体" w:cs="Times New Roman"/>
-                <w:color w:val="000000"/>
+                <w:color w:val="0000FF"/>
                 <w:sz w:val="24"/>
                 <w:szCs w:val="24"/>
                 <w:lang w:val="en-US" w:eastAsia="zh-CN"/>
@@ -2096,16 +2147,16 @@
               <w:jc w:val="center"/>
               <w:rPr>
                 <w:rFonts w:hint="default" w:ascii="仿宋_GB2312" w:hAnsi="仿宋_GB2312" w:eastAsia="仿宋_GB2312" w:cs="仿宋_GB2312"/>
-                <w:color w:val="auto"/>
-                <w:sz w:val="24"/>
-                <w:szCs w:val="24"/>
-                <w:lang w:val="en-US" w:eastAsia="zh-CN"/>
-              </w:rPr>
-            </w:pPr>
-            <w:r>
-              <w:rPr>
-                <w:rFonts w:hint="eastAsia" w:ascii="仿宋_GB2312" w:hAnsi="仿宋_GB2312" w:eastAsia="仿宋_GB2312" w:cs="仿宋_GB2312"/>
-                <w:color w:val="auto"/>
+                <w:color w:val="0000FF"/>
+                <w:sz w:val="24"/>
+                <w:szCs w:val="24"/>
+                <w:lang w:val="en-US" w:eastAsia="zh-CN"/>
+              </w:rPr>
+            </w:pPr>
+            <w:r>
+              <w:rPr>
+                <w:rFonts w:hint="eastAsia" w:ascii="仿宋_GB2312" w:hAnsi="仿宋_GB2312" w:eastAsia="仿宋_GB2312" w:cs="仿宋_GB2312"/>
+                <w:color w:val="0000FF"/>
                 <w:sz w:val="24"/>
                 <w:szCs w:val="24"/>
                 <w:lang w:val="en-US" w:eastAsia="zh-CN"/>
@@ -2223,7 +2274,7 @@
             <w:r>
               <w:rPr>
                 <w:rFonts w:hint="eastAsia" w:hAnsi="宋体" w:cs="Times New Roman"/>
-                <w:color w:val="000000"/>
+                <w:color w:val="0000FF"/>
                 <w:sz w:val="24"/>
                 <w:szCs w:val="24"/>
                 <w:highlight w:val="none"/>
@@ -2265,7 +2316,7 @@
               <w:ind w:firstLine="700" w:firstLineChars="292"/>
               <w:rPr>
                 <w:rFonts w:hint="eastAsia" w:hAnsi="宋体" w:cs="Times New Roman"/>
-                <w:color w:val="000000"/>
+                <w:color w:val="0000FF"/>
                 <w:sz w:val="24"/>
                 <w:szCs w:val="24"/>
                 <w:highlight w:val="none"/>
@@ -2274,7 +2325,7 @@
             <w:r>
               <w:rPr>
                 <w:rFonts w:hint="eastAsia" w:hAnsi="宋体" w:cs="Times New Roman"/>
-                <w:color w:val="000000"/>
+                <w:color w:val="0000FF"/>
                 <w:sz w:val="24"/>
                 <w:szCs w:val="24"/>
                 <w:highlight w:val="none"/>
@@ -2320,6 +2371,7 @@
               <w:ind w:firstLine="700" w:firstLineChars="292"/>
               <w:rPr>
                 <w:rFonts w:hint="eastAsia" w:hAnsi="宋体"/>
+                <w:color w:val="0000FF"/>
                 <w:sz w:val="24"/>
                 <w:szCs w:val="24"/>
                 <w:highlight w:val="none"/>
@@ -2330,6 +2382,7 @@
                 <w:rFonts w:hint="eastAsia"/>
                 <w:b w:val="0"/>
                 <w:bCs/>
+                <w:color w:val="0000FF"/>
                 <w:sz w:val="24"/>
                 <w:szCs w:val="32"/>
                 <w:vertAlign w:val="baseline"/>
@@ -2468,15 +2521,59 @@
             <w:r>
               <w:rPr>
                 <w:rFonts w:hint="eastAsia" w:hAnsi="宋体" w:cs="Times New Roman"/>
-                <w:color w:val="000000"/>
-                <w:sz w:val="24"/>
-                <w:szCs w:val="24"/>
-                <w:highlight w:val="none"/>
-                <w:lang w:val="en-US" w:eastAsia="zh-CN"/>
-              </w:rPr>
-              <w:t>{{gong_cheng_ming}}根据前期策划，需要租赁{{caigou_neirong}}。经过租赁程序后，与{{rank2}}签订</w:t>
+                <w:color w:val="0000FF"/>
+                <w:sz w:val="24"/>
+                <w:szCs w:val="24"/>
+                <w:highlight w:val="none"/>
+                <w:lang w:val="en-US" w:eastAsia="zh-CN"/>
+              </w:rPr>
+              <w:t>{{gong_cheng_ming}}</w:t>
+            </w:r>
+            <w:r>
+              <w:rPr>
+                <w:rFonts w:hint="eastAsia" w:hAnsi="宋体" w:cs="Times New Roman"/>
+                <w:color w:val="000000"/>
+                <w:sz w:val="24"/>
+                <w:szCs w:val="24"/>
+                <w:highlight w:val="none"/>
+                <w:lang w:val="en-US" w:eastAsia="zh-CN"/>
+              </w:rPr>
+              <w:t>根据前期策划，需要租赁</w:t>
+            </w:r>
+            <w:r>
+              <w:rPr>
+                <w:rFonts w:hint="eastAsia" w:hAnsi="宋体" w:cs="Times New Roman"/>
+                <w:color w:val="0000FF"/>
+                <w:sz w:val="24"/>
+                <w:szCs w:val="24"/>
+                <w:highlight w:val="none"/>
+                <w:lang w:val="en-US" w:eastAsia="zh-CN"/>
+              </w:rPr>
+              <w:t>{{caigou_neirong}}</w:t>
+            </w:r>
+            <w:r>
+              <w:rPr>
+                <w:rFonts w:hint="eastAsia" w:hAnsi="宋体" w:cs="Times New Roman"/>
+                <w:color w:val="000000"/>
+                <w:sz w:val="24"/>
+                <w:szCs w:val="24"/>
+                <w:highlight w:val="none"/>
+                <w:lang w:val="en-US" w:eastAsia="zh-CN"/>
+              </w:rPr>
+              <w:t>。经过租赁程序后，与</w:t>
             </w:r>
             <w:bookmarkStart w:id="0" w:name="_GoBack"/>
+            <w:r>
+              <w:rPr>
+                <w:rFonts w:hint="eastAsia" w:hAnsi="宋体" w:cs="Times New Roman"/>
+                <w:color w:val="0000FF"/>
+                <w:sz w:val="24"/>
+                <w:szCs w:val="24"/>
+                <w:highlight w:val="none"/>
+                <w:lang w:val="en-US" w:eastAsia="zh-CN"/>
+              </w:rPr>
+              <w:t>{{rank2}}</w:t>
+            </w:r>
             <w:bookmarkEnd w:id="0"/>
             <w:r>
               <w:rPr>
@@ -2487,7 +2584,7 @@
                 <w:highlight w:val="none"/>
                 <w:lang w:val="en-US" w:eastAsia="zh-CN"/>
               </w:rPr>
-              <w:t>租赁合同。</w:t>
+              <w:t>签订租赁合同。</w:t>
             </w:r>
           </w:p>
           <w:p>
